--- a/skills/legal-os-business-communication/assets/templates/业务邮件沟通_标准模板.docx
+++ b/skills/legal-os-business-communication/assets/templates/业务邮件沟通_标准模板.docx
@@ -30,7 +30,7 @@
           <w:color w:val="555555"/>
           <w:sz w:val="22"/>
         </w:rPr>
-        <w:t>适用于内部或一般业务外部邮件，不替代正式函件。</w:t>
+        <w:t>适用于内部或一般业务外部邮件的工作准备，不替代正式函件或通知；External 仅复制经核验且获授权的可发送文本。</w:t>
       </w:r>
     </w:p>
     <w:tbl>
@@ -75,7 +75,7 @@
                 <w:color w:val="0B2545"/>
                 <w:sz w:val="20"/>
               </w:rPr>
-              <w:t>模板说明：</w:t>
+              <w:t>工作台说明：本文件仅用于内部准备，不是自动外发稿。先在邮件元信息中选择 Internal 或 External；External 仅复制已核验并获授权的最小必要文本，Internal 保留完整风险和不同观点。</w:t>
             </w:r>
             <w:r>
               <w:rPr>
@@ -85,7 +85,6 @@
                 <w:color w:val="1F2937"/>
                 <w:sz w:val="20"/>
               </w:rPr>
-              <w:t>这是内部工作模板，不是对外定稿。请先读取文件和附件，核验事实、对象、权限和发送边界；空缺项不得自行猜补。</w:t>
             </w:r>
           </w:p>
         </w:tc>
@@ -236,7 +235,7 @@
                 <w:color w:val="1F2937"/>
                 <w:sz w:val="19"/>
               </w:rPr>
-              <w:t>〔结论/动作/期限〕</w:t>
+              <w:t>〔必填：结论/动作/期限〕</w:t>
             </w:r>
           </w:p>
         </w:tc>
@@ -292,7 +291,7 @@
                 <w:color w:val="1F2937"/>
                 <w:sz w:val="19"/>
               </w:rPr>
-              <w:t>〔核对对象和权限〕</w:t>
+              <w:t>〔必填：Internal 或 External；核对收件人、抄送和权限〕</w:t>
             </w:r>
           </w:p>
         </w:tc>
@@ -348,7 +347,7 @@
                 <w:color w:val="1F2937"/>
                 <w:sz w:val="19"/>
               </w:rPr>
-              <w:t>〔列明文件名和版本〕</w:t>
+              <w:t>〔如有请填写：文件名和版本；无则删除本项〕</w:t>
             </w:r>
           </w:p>
         </w:tc>
@@ -404,7 +403,7 @@
                 <w:color w:val="1F2937"/>
                 <w:sz w:val="19"/>
               </w:rPr>
-              <w:t>〔如有，注明依据〕</w:t>
+              <w:t>〔如有请填写：期限及依据；无则删除本项〕</w:t>
             </w:r>
           </w:p>
         </w:tc>
@@ -420,7 +419,7 @@
         <w:pStyle w:val="Heading1"/>
       </w:pPr>
       <w:r>
-        <w:t>二、正文结构</w:t>
+        <w:t>二、口径结构（按场景取用）</w:t>
       </w:r>
     </w:p>
     <w:p>
@@ -435,13 +434,13 @@
           <w:color w:val="1F2937"/>
           <w:sz w:val="22"/>
         </w:rPr>
-        <w:t>【结论】〔先说希望对方知道或完成什么〕</w:t>
+        <w:t>【Internal分析】〔填写：风险、不同观点、证据缺口和建议〕</w:t>
         <w:br/>
-        <w:t>【事实】〔仅写已核实内容〕</w:t>
+        <w:t>【External可发送文本】〔填写：仅写对方需知道或完成的已核验事实、结论和动作〕</w:t>
         <w:br/>
-        <w:t>【待办】〔责任人/动作/期限〕</w:t>
+        <w:t>【待办】〔填写：责任人、动作、期限和回复方式〕</w:t>
         <w:br/>
-        <w:t>【边界】〔以合同、书面确认或负责人意见为准〕</w:t>
+        <w:t>【附件与边界】〔填写：必要附件、版本及不超出授权的表达边界〕</w:t>
       </w:r>
     </w:p>
     <w:p>
@@ -584,7 +583,7 @@
                 <w:color w:val="1F2937"/>
                 <w:sz w:val="19"/>
               </w:rPr>
-              <w:t>〔文件/记录/数据核验结果〕</w:t>
+              <w:t>〔填写：文件、记录或数据及核验结果〕</w:t>
             </w:r>
           </w:p>
         </w:tc>
@@ -640,7 +639,7 @@
                 <w:color w:val="1F2937"/>
                 <w:sz w:val="19"/>
               </w:rPr>
-              <w:t>〔是否涉及责任、价格、期限、和解、解除〕</w:t>
+              <w:t>〔填写：是否涉及责任、价格、期限、和解或解除；Internal保留完整分析〕</w:t>
             </w:r>
           </w:p>
         </w:tc>
@@ -669,7 +668,7 @@
                 <w:color w:val="1F2937"/>
                 <w:sz w:val="19"/>
               </w:rPr>
-              <w:t>转路由</w:t>
+              <w:t>External不得写入</w:t>
             </w:r>
           </w:p>
         </w:tc>
@@ -696,7 +695,7 @@
                 <w:color w:val="1F2937"/>
                 <w:sz w:val="19"/>
               </w:rPr>
-              <w:t>〔T-06/T-05/T-08/T-10 或无〕</w:t>
+              <w:t>〔填写：内部策略、未核金额、未提出的对方路径、谈判底线、备用方案和未经授权承诺〕</w:t>
             </w:r>
           </w:p>
         </w:tc>
@@ -749,7 +748,7 @@
                 <w:color w:val="0B2545"/>
                 <w:sz w:val="20"/>
               </w:rPr>
-              <w:t>发送前：</w:t>
+              <w:t>发送前：再次确认场景、事实来源、承诺权限、附件版本；External 与 Internal 文本不得混用，涉及正式通知、现行法律、金额或期限冲突、权利影响时转相应路由。</w:t>
             </w:r>
             <w:r>
               <w:rPr>
@@ -759,7 +758,6 @@
                 <w:color w:val="1F2937"/>
                 <w:sz w:val="20"/>
               </w:rPr>
-              <w:t>确认对象、事实来源、承诺权限、附件版本和是否应转 T-06/T-05/T-08/T-10。</w:t>
             </w:r>
           </w:p>
         </w:tc>
